--- a/Test_Plan_Hostel_Management_System.docx
+++ b/Test_Plan_Hostel_Management_System.docx
@@ -4190,7 +4190,7 @@
       </w:tblGrid>
       <w:tr>
         <w:trPr>
-          <w:trHeight w:hRule="exact" w:val="380"/>
+          <w:trHeight w:hRule="atLeast" w:val="380"/>
         </w:trPr>
         <w:tc>
           <w:tcPr>
@@ -4303,7 +4303,7 @@
       </w:tr>
       <w:tr>
         <w:trPr>
-          <w:trHeight w:hRule="exact" w:val="610"/>
+          <w:trHeight w:hRule="atLeast" w:val="610"/>
         </w:trPr>
         <w:tc>
           <w:tcPr>
@@ -4413,7 +4413,7 @@
       </w:tr>
       <w:tr>
         <w:trPr>
-          <w:trHeight w:hRule="exact" w:val="380"/>
+          <w:trHeight w:hRule="atLeast" w:val="380"/>
         </w:trPr>
         <w:tc>
           <w:tcPr>
@@ -4523,7 +4523,7 @@
       </w:tr>
       <w:tr>
         <w:trPr>
-          <w:trHeight w:hRule="exact" w:val="610"/>
+          <w:trHeight w:hRule="atLeast" w:val="610"/>
         </w:trPr>
         <w:tc>
           <w:tcPr>
@@ -4633,7 +4633,7 @@
       </w:tr>
       <w:tr>
         <w:trPr>
-          <w:trHeight w:hRule="exact" w:val="380"/>
+          <w:trHeight w:hRule="atLeast" w:val="380"/>
         </w:trPr>
         <w:tc>
           <w:tcPr>
@@ -4834,7 +4834,7 @@
       </w:tblGrid>
       <w:tr>
         <w:trPr>
-          <w:trHeight w:hRule="exact" w:val="380"/>
+          <w:trHeight w:hRule="atLeast" w:val="380"/>
         </w:trPr>
         <w:tc>
           <w:tcPr>
@@ -4911,7 +4911,7 @@
       </w:tr>
       <w:tr>
         <w:trPr>
-          <w:trHeight w:hRule="exact" w:val="612"/>
+          <w:trHeight w:hRule="atLeast" w:val="612"/>
         </w:trPr>
         <w:tc>
           <w:tcPr>
@@ -4986,7 +4986,7 @@
       </w:tr>
       <w:tr>
         <w:trPr>
-          <w:trHeight w:hRule="exact" w:val="610"/>
+          <w:trHeight w:hRule="atLeast" w:val="610"/>
         </w:trPr>
         <w:tc>
           <w:tcPr>
@@ -5061,7 +5061,7 @@
       </w:tr>
       <w:tr>
         <w:trPr>
-          <w:trHeight w:hRule="exact" w:val="610"/>
+          <w:trHeight w:hRule="atLeast" w:val="610"/>
         </w:trPr>
         <w:tc>
           <w:tcPr>
@@ -5136,7 +5136,7 @@
       </w:tr>
       <w:tr>
         <w:trPr>
-          <w:trHeight w:hRule="exact" w:val="610"/>
+          <w:trHeight w:hRule="atLeast" w:val="610"/>
         </w:trPr>
         <w:tc>
           <w:tcPr>
@@ -5211,7 +5211,7 @@
       </w:tr>
       <w:tr>
         <w:trPr>
-          <w:trHeight w:hRule="exact" w:val="610"/>
+          <w:trHeight w:hRule="atLeast" w:val="610"/>
         </w:trPr>
         <w:tc>
           <w:tcPr>
@@ -5841,7 +5841,7 @@
       </w:tblGrid>
       <w:tr>
         <w:trPr>
-          <w:trHeight w:hRule="exact" w:val="324"/>
+          <w:trHeight w:hRule="atLeast" w:val="324"/>
         </w:trPr>
         <w:tc>
           <w:tcPr>
@@ -6062,7 +6062,7 @@
       </w:tr>
       <w:tr>
         <w:trPr>
-          <w:trHeight w:hRule="exact" w:val="880"/>
+          <w:trHeight w:hRule="atLeast" w:val="880"/>
         </w:trPr>
         <w:tc>
           <w:tcPr>
@@ -6297,7 +6297,7 @@
       </w:tr>
       <w:tr>
         <w:trPr>
-          <w:trHeight w:hRule="exact" w:val="1190"/>
+          <w:trHeight w:hRule="atLeast" w:val="1190"/>
         </w:trPr>
         <w:tc>
           <w:tcPr>
@@ -6626,7 +6626,7 @@
       </w:tblGrid>
       <w:tr>
         <w:trPr>
-          <w:trHeight w:hRule="exact" w:val="324"/>
+          <w:trHeight w:hRule="atLeast" w:val="324"/>
         </w:trPr>
         <w:tc>
           <w:tcPr>
@@ -6847,7 +6847,7 @@
       </w:tr>
       <w:tr>
         <w:trPr>
-          <w:trHeight w:hRule="exact" w:val="884"/>
+          <w:trHeight w:hRule="atLeast" w:val="884"/>
         </w:trPr>
         <w:tc>
           <w:tcPr>
@@ -7095,7 +7095,7 @@
       </w:tr>
       <w:tr>
         <w:trPr>
-          <w:trHeight w:hRule="exact" w:val="1012"/>
+          <w:trHeight w:hRule="atLeast" w:val="1012"/>
         </w:trPr>
         <w:tc>
           <w:tcPr>
@@ -7376,7 +7376,7 @@
       </w:tr>
       <w:tr>
         <w:trPr>
-          <w:trHeight w:hRule="exact" w:val="1058"/>
+          <w:trHeight w:hRule="atLeast" w:val="1058"/>
         </w:trPr>
         <w:tc>
           <w:tcPr>
@@ -7644,7 +7644,7 @@
       </w:tr>
       <w:tr>
         <w:trPr>
-          <w:trHeight w:hRule="exact" w:val="688"/>
+          <w:trHeight w:hRule="atLeast" w:val="688"/>
         </w:trPr>
         <w:tc>
           <w:tcPr>
@@ -7879,7 +7879,7 @@
       </w:tr>
       <w:tr>
         <w:trPr>
-          <w:trHeight w:hRule="exact" w:val="1014"/>
+          <w:trHeight w:hRule="atLeast" w:val="1014"/>
         </w:trPr>
         <w:tc>
           <w:tcPr>
@@ -8120,7 +8120,7 @@
       </w:tr>
       <w:tr>
         <w:trPr>
-          <w:trHeight w:hRule="exact" w:val="844"/>
+          <w:trHeight w:hRule="atLeast" w:val="844"/>
         </w:trPr>
         <w:tc>
           <w:tcPr>
@@ -8335,7 +8335,7 @@
       </w:tr>
       <w:tr>
         <w:trPr>
-          <w:trHeight w:hRule="exact" w:val="668"/>
+          <w:trHeight w:hRule="atLeast" w:val="668"/>
         </w:trPr>
         <w:tc>
           <w:tcPr>
@@ -8563,7 +8563,7 @@
       </w:tr>
       <w:tr>
         <w:trPr>
-          <w:trHeight w:hRule="exact" w:val="1014"/>
+          <w:trHeight w:hRule="atLeast" w:val="1014"/>
         </w:trPr>
         <w:tc>
           <w:tcPr>
@@ -8824,7 +8824,7 @@
       </w:tr>
       <w:tr>
         <w:trPr>
-          <w:trHeight w:hRule="exact" w:val="1074"/>
+          <w:trHeight w:hRule="atLeast" w:val="1074"/>
         </w:trPr>
         <w:tc>
           <w:tcPr>
@@ -9138,7 +9138,7 @@
       </w:tr>
       <w:tr>
         <w:trPr>
-          <w:trHeight w:hRule="exact" w:val="882"/>
+          <w:trHeight w:hRule="atLeast" w:val="882"/>
         </w:trPr>
         <w:tc>
           <w:tcPr>
@@ -9406,7 +9406,7 @@
       </w:tr>
       <w:tr>
         <w:trPr>
-          <w:trHeight w:hRule="exact" w:val="844"/>
+          <w:trHeight w:hRule="atLeast" w:val="844"/>
         </w:trPr>
         <w:tc>
           <w:tcPr>
@@ -9647,7 +9647,7 @@
       </w:tr>
       <w:tr>
         <w:trPr>
-          <w:trHeight w:hRule="exact" w:val="670"/>
+          <w:trHeight w:hRule="atLeast" w:val="670"/>
         </w:trPr>
         <w:tc>
           <w:tcPr>
@@ -9875,7 +9875,7 @@
       </w:tr>
       <w:tr>
         <w:trPr>
-          <w:trHeight w:hRule="exact" w:val="666"/>
+          <w:trHeight w:hRule="atLeast" w:val="666"/>
         </w:trPr>
         <w:tc>
           <w:tcPr>
@@ -10103,7 +10103,7 @@
       </w:tr>
       <w:tr>
         <w:trPr>
-          <w:trHeight w:hRule="exact" w:val="670"/>
+          <w:trHeight w:hRule="atLeast" w:val="670"/>
         </w:trPr>
         <w:tc>
           <w:tcPr>
@@ -10318,7 +10318,7 @@
       </w:tr>
       <w:tr>
         <w:trPr>
-          <w:trHeight w:hRule="exact" w:val="1034"/>
+          <w:trHeight w:hRule="atLeast" w:val="1034"/>
         </w:trPr>
         <w:tc>
           <w:tcPr>
@@ -10566,7 +10566,7 @@
       </w:tr>
       <w:tr>
         <w:trPr>
-          <w:trHeight w:hRule="exact" w:val="844"/>
+          <w:trHeight w:hRule="atLeast" w:val="844"/>
         </w:trPr>
         <w:tc>
           <w:tcPr>
@@ -10882,7 +10882,7 @@
       </w:tblGrid>
       <w:tr>
         <w:trPr>
-          <w:trHeight w:hRule="exact" w:val="324"/>
+          <w:trHeight w:hRule="atLeast" w:val="324"/>
         </w:trPr>
         <w:tc>
           <w:tcPr>
@@ -11103,7 +11103,7 @@
       </w:tr>
       <w:tr>
         <w:trPr>
-          <w:trHeight w:hRule="exact" w:val="1054"/>
+          <w:trHeight w:hRule="atLeast" w:val="1054"/>
         </w:trPr>
         <w:tc>
           <w:tcPr>
@@ -11378,7 +11378,7 @@
       </w:tr>
       <w:tr>
         <w:trPr>
-          <w:trHeight w:hRule="exact" w:val="496"/>
+          <w:trHeight w:hRule="atLeast" w:val="496"/>
         </w:trPr>
         <w:tc>
           <w:tcPr>
@@ -11606,7 +11606,7 @@
       </w:tr>
       <w:tr>
         <w:trPr>
-          <w:trHeight w:hRule="exact" w:val="1018"/>
+          <w:trHeight w:hRule="atLeast" w:val="1018"/>
         </w:trPr>
         <w:tc>
           <w:tcPr>
@@ -11847,7 +11847,7 @@
       </w:tr>
       <w:tr>
         <w:trPr>
-          <w:trHeight w:hRule="exact" w:val="862"/>
+          <w:trHeight w:hRule="atLeast" w:val="862"/>
         </w:trPr>
         <w:tc>
           <w:tcPr>
@@ -12088,7 +12088,7 @@
       </w:tr>
       <w:tr>
         <w:trPr>
-          <w:trHeight w:hRule="exact" w:val="686"/>
+          <w:trHeight w:hRule="atLeast" w:val="686"/>
         </w:trPr>
         <w:tc>
           <w:tcPr>
@@ -12323,7 +12323,7 @@
       </w:tr>
       <w:tr>
         <w:trPr>
-          <w:trHeight w:hRule="exact" w:val="864"/>
+          <w:trHeight w:hRule="atLeast" w:val="864"/>
         </w:trPr>
         <w:tc>
           <w:tcPr>
@@ -12558,7 +12558,7 @@
       </w:tr>
       <w:tr>
         <w:trPr>
-          <w:trHeight w:hRule="exact" w:val="1014"/>
+          <w:trHeight w:hRule="atLeast" w:val="1014"/>
         </w:trPr>
         <w:tc>
           <w:tcPr>
@@ -12819,7 +12819,7 @@
       </w:tr>
       <w:tr>
         <w:trPr>
-          <w:trHeight w:hRule="exact" w:val="668"/>
+          <w:trHeight w:hRule="atLeast" w:val="668"/>
         </w:trPr>
         <w:tc>
           <w:tcPr>
@@ -13034,7 +13034,7 @@
       </w:tr>
       <w:tr>
         <w:trPr>
-          <w:trHeight w:hRule="exact" w:val="1018"/>
+          <w:trHeight w:hRule="atLeast" w:val="1018"/>
         </w:trPr>
         <w:tc>
           <w:tcPr>
@@ -13315,7 +13315,7 @@
       </w:tr>
       <w:tr>
         <w:trPr>
-          <w:trHeight w:hRule="exact" w:val="668"/>
+          <w:trHeight w:hRule="atLeast" w:val="668"/>
         </w:trPr>
         <w:tc>
           <w:tcPr>
@@ -13543,7 +13543,7 @@
       </w:tr>
       <w:tr>
         <w:trPr>
-          <w:trHeight w:hRule="exact" w:val="668"/>
+          <w:trHeight w:hRule="atLeast" w:val="668"/>
         </w:trPr>
         <w:tc>
           <w:tcPr>
@@ -13771,7 +13771,7 @@
       </w:tr>
       <w:tr>
         <w:trPr>
-          <w:trHeight w:hRule="exact" w:val="1190"/>
+          <w:trHeight w:hRule="atLeast" w:val="1190"/>
         </w:trPr>
         <w:tc>
           <w:tcPr>
@@ -14058,7 +14058,7 @@
       </w:tr>
       <w:tr>
         <w:trPr>
-          <w:trHeight w:hRule="exact" w:val="666"/>
+          <w:trHeight w:hRule="atLeast" w:val="666"/>
         </w:trPr>
         <w:tc>
           <w:tcPr>
@@ -14286,7 +14286,7 @@
       </w:tr>
       <w:tr>
         <w:trPr>
-          <w:trHeight w:hRule="exact" w:val="1016"/>
+          <w:trHeight w:hRule="atLeast" w:val="1016"/>
         </w:trPr>
         <w:tc>
           <w:tcPr>
@@ -14527,7 +14527,7 @@
       </w:tr>
       <w:tr>
         <w:trPr>
-          <w:trHeight w:hRule="exact" w:val="1034"/>
+          <w:trHeight w:hRule="atLeast" w:val="1034"/>
         </w:trPr>
         <w:tc>
           <w:tcPr>
@@ -14886,7 +14886,7 @@
       </w:tblGrid>
       <w:tr>
         <w:trPr>
-          <w:trHeight w:hRule="exact" w:val="344"/>
+          <w:trHeight w:hRule="atLeast" w:val="344"/>
         </w:trPr>
         <w:tc>
           <w:tcPr>
@@ -14999,7 +14999,7 @@
       </w:tr>
       <w:tr>
         <w:trPr>
-          <w:trHeight w:hRule="exact" w:val="348"/>
+          <w:trHeight w:hRule="atLeast" w:val="348"/>
         </w:trPr>
         <w:tc>
           <w:tcPr>
@@ -15109,7 +15109,7 @@
       </w:tr>
       <w:tr>
         <w:trPr>
-          <w:trHeight w:hRule="exact" w:val="344"/>
+          <w:trHeight w:hRule="atLeast" w:val="344"/>
         </w:trPr>
         <w:tc>
           <w:tcPr>
@@ -15219,7 +15219,7 @@
       </w:tr>
       <w:tr>
         <w:trPr>
-          <w:trHeight w:hRule="exact" w:val="346"/>
+          <w:trHeight w:hRule="atLeast" w:val="346"/>
         </w:trPr>
         <w:tc>
           <w:tcPr>
@@ -15329,7 +15329,7 @@
       </w:tr>
       <w:tr>
         <w:trPr>
-          <w:trHeight w:hRule="exact" w:val="544"/>
+          <w:trHeight w:hRule="atLeast" w:val="544"/>
         </w:trPr>
         <w:tc>
           <w:tcPr>
@@ -15439,7 +15439,7 @@
       </w:tr>
       <w:tr>
         <w:trPr>
-          <w:trHeight w:hRule="exact" w:val="344"/>
+          <w:trHeight w:hRule="atLeast" w:val="344"/>
         </w:trPr>
         <w:tc>
           <w:tcPr>
@@ -15549,7 +15549,7 @@
       </w:tr>
       <w:tr>
         <w:trPr>
-          <w:trHeight w:hRule="exact" w:val="346"/>
+          <w:trHeight w:hRule="atLeast" w:val="346"/>
         </w:trPr>
         <w:tc>
           <w:tcPr>
@@ -15659,7 +15659,7 @@
       </w:tr>
       <w:tr>
         <w:trPr>
-          <w:trHeight w:hRule="exact" w:val="346"/>
+          <w:trHeight w:hRule="atLeast" w:val="346"/>
         </w:trPr>
         <w:tc>
           <w:tcPr>
@@ -15769,7 +15769,7 @@
       </w:tr>
       <w:tr>
         <w:trPr>
-          <w:trHeight w:hRule="exact" w:val="348"/>
+          <w:trHeight w:hRule="atLeast" w:val="348"/>
         </w:trPr>
         <w:tc>
           <w:tcPr>
@@ -15879,7 +15879,7 @@
       </w:tr>
       <w:tr>
         <w:trPr>
-          <w:trHeight w:hRule="exact" w:val="346"/>
+          <w:trHeight w:hRule="atLeast" w:val="346"/>
         </w:trPr>
         <w:tc>
           <w:tcPr>
@@ -15989,7 +15989,7 @@
       </w:tr>
       <w:tr>
         <w:trPr>
-          <w:trHeight w:hRule="exact" w:val="344"/>
+          <w:trHeight w:hRule="atLeast" w:val="344"/>
         </w:trPr>
         <w:tc>
           <w:tcPr>
@@ -16099,7 +16099,7 @@
       </w:tr>
       <w:tr>
         <w:trPr>
-          <w:trHeight w:hRule="exact" w:val="348"/>
+          <w:trHeight w:hRule="atLeast" w:val="348"/>
         </w:trPr>
         <w:tc>
           <w:tcPr>
@@ -16209,7 +16209,7 @@
       </w:tr>
       <w:tr>
         <w:trPr>
-          <w:trHeight w:hRule="exact" w:val="346"/>
+          <w:trHeight w:hRule="atLeast" w:val="346"/>
         </w:trPr>
         <w:tc>
           <w:tcPr>
@@ -16319,7 +16319,7 @@
       </w:tr>
       <w:tr>
         <w:trPr>
-          <w:trHeight w:hRule="exact" w:val="344"/>
+          <w:trHeight w:hRule="atLeast" w:val="344"/>
         </w:trPr>
         <w:tc>
           <w:tcPr>
@@ -16429,7 +16429,7 @@
       </w:tr>
       <w:tr>
         <w:trPr>
-          <w:trHeight w:hRule="exact" w:val="348"/>
+          <w:trHeight w:hRule="atLeast" w:val="348"/>
         </w:trPr>
         <w:tc>
           <w:tcPr>
@@ -16539,7 +16539,7 @@
       </w:tr>
       <w:tr>
         <w:trPr>
-          <w:trHeight w:hRule="exact" w:val="344"/>
+          <w:trHeight w:hRule="atLeast" w:val="344"/>
         </w:trPr>
         <w:tc>
           <w:tcPr>
@@ -16649,7 +16649,7 @@
       </w:tr>
       <w:tr>
         <w:trPr>
-          <w:trHeight w:hRule="exact" w:val="348"/>
+          <w:trHeight w:hRule="atLeast" w:val="348"/>
         </w:trPr>
         <w:tc>
           <w:tcPr>
@@ -16759,7 +16759,7 @@
       </w:tr>
       <w:tr>
         <w:trPr>
-          <w:trHeight w:hRule="exact" w:val="344"/>
+          <w:trHeight w:hRule="atLeast" w:val="344"/>
         </w:trPr>
         <w:tc>
           <w:tcPr>
@@ -16869,7 +16869,7 @@
       </w:tr>
       <w:tr>
         <w:trPr>
-          <w:trHeight w:hRule="exact" w:val="346"/>
+          <w:trHeight w:hRule="atLeast" w:val="346"/>
         </w:trPr>
         <w:tc>
           <w:tcPr>
@@ -16979,7 +16979,7 @@
       </w:tr>
       <w:tr>
         <w:trPr>
-          <w:trHeight w:hRule="exact" w:val="348"/>
+          <w:trHeight w:hRule="atLeast" w:val="348"/>
         </w:trPr>
         <w:tc>
           <w:tcPr>
@@ -17089,7 +17089,7 @@
       </w:tr>
       <w:tr>
         <w:trPr>
-          <w:trHeight w:hRule="exact" w:val="344"/>
+          <w:trHeight w:hRule="atLeast" w:val="344"/>
         </w:trPr>
         <w:tc>
           <w:tcPr>
@@ -17199,7 +17199,7 @@
       </w:tr>
       <w:tr>
         <w:trPr>
-          <w:trHeight w:hRule="exact" w:val="348"/>
+          <w:trHeight w:hRule="atLeast" w:val="348"/>
         </w:trPr>
         <w:tc>
           <w:tcPr>
@@ -17309,7 +17309,7 @@
       </w:tr>
       <w:tr>
         <w:trPr>
-          <w:trHeight w:hRule="exact" w:val="346"/>
+          <w:trHeight w:hRule="atLeast" w:val="346"/>
         </w:trPr>
         <w:tc>
           <w:tcPr>
@@ -17419,7 +17419,7 @@
       </w:tr>
       <w:tr>
         <w:trPr>
-          <w:trHeight w:hRule="exact" w:val="344"/>
+          <w:trHeight w:hRule="atLeast" w:val="344"/>
         </w:trPr>
         <w:tc>
           <w:tcPr>
@@ -17529,7 +17529,7 @@
       </w:tr>
       <w:tr>
         <w:trPr>
-          <w:trHeight w:hRule="exact" w:val="346"/>
+          <w:trHeight w:hRule="atLeast" w:val="346"/>
         </w:trPr>
         <w:tc>
           <w:tcPr>
@@ -17639,7 +17639,7 @@
       </w:tr>
       <w:tr>
         <w:trPr>
-          <w:trHeight w:hRule="exact" w:val="348"/>
+          <w:trHeight w:hRule="atLeast" w:val="348"/>
         </w:trPr>
         <w:tc>
           <w:tcPr>
@@ -17749,7 +17749,7 @@
       </w:tr>
       <w:tr>
         <w:trPr>
-          <w:trHeight w:hRule="exact" w:val="346"/>
+          <w:trHeight w:hRule="atLeast" w:val="346"/>
         </w:trPr>
         <w:tc>
           <w:tcPr>
@@ -17859,7 +17859,7 @@
       </w:tr>
       <w:tr>
         <w:trPr>
-          <w:trHeight w:hRule="exact" w:val="344"/>
+          <w:trHeight w:hRule="atLeast" w:val="344"/>
         </w:trPr>
         <w:tc>
           <w:tcPr>
@@ -17969,7 +17969,7 @@
       </w:tr>
       <w:tr>
         <w:trPr>
-          <w:trHeight w:hRule="exact" w:val="346"/>
+          <w:trHeight w:hRule="atLeast" w:val="346"/>
         </w:trPr>
         <w:tc>
           <w:tcPr>
@@ -18079,7 +18079,7 @@
       </w:tr>
       <w:tr>
         <w:trPr>
-          <w:trHeight w:hRule="exact" w:val="346"/>
+          <w:trHeight w:hRule="atLeast" w:val="346"/>
         </w:trPr>
         <w:tc>
           <w:tcPr>
@@ -18189,7 +18189,7 @@
       </w:tr>
       <w:tr>
         <w:trPr>
-          <w:trHeight w:hRule="exact" w:val="348"/>
+          <w:trHeight w:hRule="atLeast" w:val="348"/>
         </w:trPr>
         <w:tc>
           <w:tcPr>
@@ -18299,7 +18299,7 @@
       </w:tr>
       <w:tr>
         <w:trPr>
-          <w:trHeight w:hRule="exact" w:val="346"/>
+          <w:trHeight w:hRule="atLeast" w:val="346"/>
         </w:trPr>
         <w:tc>
           <w:tcPr>
@@ -18409,7 +18409,7 @@
       </w:tr>
       <w:tr>
         <w:trPr>
-          <w:trHeight w:hRule="exact" w:val="346"/>
+          <w:trHeight w:hRule="atLeast" w:val="346"/>
         </w:trPr>
         <w:tc>
           <w:tcPr>
@@ -18519,7 +18519,7 @@
       </w:tr>
       <w:tr>
         <w:trPr>
-          <w:trHeight w:hRule="exact" w:val="344"/>
+          <w:trHeight w:hRule="atLeast" w:val="344"/>
         </w:trPr>
         <w:tc>
           <w:tcPr>
@@ -18629,7 +18629,7 @@
       </w:tr>
       <w:tr>
         <w:trPr>
-          <w:trHeight w:hRule="exact" w:val="346"/>
+          <w:trHeight w:hRule="atLeast" w:val="346"/>
         </w:trPr>
         <w:tc>
           <w:tcPr>
@@ -18739,7 +18739,7 @@
       </w:tr>
       <w:tr>
         <w:trPr>
-          <w:trHeight w:hRule="exact" w:val="348"/>
+          <w:trHeight w:hRule="atLeast" w:val="348"/>
         </w:trPr>
         <w:tc>
           <w:tcPr>
@@ -18849,7 +18849,7 @@
       </w:tr>
       <w:tr>
         <w:trPr>
-          <w:trHeight w:hRule="exact" w:val="346"/>
+          <w:trHeight w:hRule="atLeast" w:val="346"/>
         </w:trPr>
         <w:tc>
           <w:tcPr>
@@ -19343,7 +19343,7 @@
       </w:tblGrid>
       <w:tr>
         <w:trPr>
-          <w:trHeight w:hRule="exact" w:val="380"/>
+          <w:trHeight w:hRule="atLeast" w:val="380"/>
         </w:trPr>
         <w:tc>
           <w:tcPr>
@@ -19456,7 +19456,7 @@
       </w:tr>
       <w:tr>
         <w:trPr>
-          <w:trHeight w:hRule="exact" w:val="402"/>
+          <w:trHeight w:hRule="atLeast" w:val="402"/>
         </w:trPr>
         <w:tc>
           <w:tcPr>
@@ -19547,7 +19547,7 @@
       </w:tr>
       <w:tr>
         <w:trPr>
-          <w:trHeight w:hRule="exact" w:val="402"/>
+          <w:trHeight w:hRule="atLeast" w:val="402"/>
         </w:trPr>
         <w:tc>
           <w:tcPr>
@@ -19638,7 +19638,7 @@
       </w:tr>
       <w:tr>
         <w:trPr>
-          <w:trHeight w:hRule="exact" w:val="402"/>
+          <w:trHeight w:hRule="atLeast" w:val="402"/>
         </w:trPr>
         <w:tc>
           <w:tcPr>
